--- a/Глава 2.13.05.учумова.docx
+++ b/Глава 2.13.05.учумова.docx
@@ -4,6 +4,10 @@
   <w:body>
     <w:p>
       <w:r>
+        <w:rPr>
+          <w:noProof/>
+          <w:lang w:eastAsia="ru-RU"/>
+        </w:rPr>
         <mc:AlternateContent>
           <mc:Choice Requires="wps">
             <w:drawing>
@@ -178,163 +182,14 @@
         </mc:AlternateContent>
       </w:r>
       <w:r>
+        <w:rPr>
+          <w:noProof/>
+          <w:lang w:eastAsia="ru-RU"/>
+        </w:rPr>
         <mc:AlternateContent>
           <mc:Choice Requires="wps">
             <w:drawing>
-              <wp:anchor distT="0" distB="0" distL="114300" distR="114300" simplePos="0" relativeHeight="251660288" behindDoc="0" locked="0" layoutInCell="1" allowOverlap="1" wp14:anchorId="7C103EEE" wp14:editId="164B3097">
-                <wp:simplePos x="0" y="0"/>
-                <wp:positionH relativeFrom="margin">
-                  <wp:posOffset>137160</wp:posOffset>
-                </wp:positionH>
-                <wp:positionV relativeFrom="paragraph">
-                  <wp:posOffset>2061210</wp:posOffset>
-                </wp:positionV>
-                <wp:extent cx="5594809" cy="787652"/>
-                <wp:effectExtent l="0" t="0" r="25400" b="12700"/>
-                <wp:wrapNone/>
-                <wp:docPr id="19" name="Надпись 19"/>
-                <wp:cNvGraphicFramePr/>
-                <a:graphic xmlns:a="http://schemas.openxmlformats.org/drawingml/2006/main">
-                  <a:graphicData uri="http://schemas.microsoft.com/office/word/2010/wordprocessingShape">
-                    <wps:wsp>
-                      <wps:cNvSpPr txBox="1"/>
-                      <wps:spPr>
-                        <a:xfrm>
-                          <a:off x="0" y="0"/>
-                          <a:ext cx="5594809" cy="787652"/>
-                        </a:xfrm>
-                        <a:prstGeom prst="rect">
-                          <a:avLst/>
-                        </a:prstGeom>
-                        <a:solidFill>
-                          <a:schemeClr val="lt1"/>
-                        </a:solidFill>
-                        <a:ln w="6350">
-                          <a:solidFill>
-                            <a:schemeClr val="bg1"/>
-                          </a:solidFill>
-                        </a:ln>
-                      </wps:spPr>
-                      <wps:txbx>
-                        <w:txbxContent>
-                          <w:p>
-                            <w:pPr>
-                              <w:jc w:val="center"/>
-                              <w:rPr>
-                                <w:rFonts w:ascii="Times New Roman" w:hAnsi="Times New Roman" w:cs="Times New Roman"/>
-                                <w:b/>
-                                <w:sz w:val="28"/>
-                                <w:szCs w:val="28"/>
-                              </w:rPr>
-                            </w:pPr>
-                            <w:r>
-                              <w:rPr>
-                                <w:rFonts w:ascii="Times New Roman" w:hAnsi="Times New Roman" w:cs="Times New Roman"/>
-                                <w:b/>
-                                <w:sz w:val="28"/>
-                                <w:szCs w:val="28"/>
-                              </w:rPr>
-                              <w:t>РЕФЕРАТ</w:t>
-                            </w:r>
-                          </w:p>
-                          <w:p>
-                            <w:pPr>
-                              <w:jc w:val="center"/>
-                              <w:rPr>
-                                <w:rFonts w:ascii="Times New Roman" w:hAnsi="Times New Roman" w:cs="Times New Roman"/>
-                                <w:b/>
-                                <w:sz w:val="28"/>
-                                <w:szCs w:val="28"/>
-                              </w:rPr>
-                            </w:pPr>
-                            <w:r>
-                              <w:rPr>
-                                <w:rFonts w:ascii="Times New Roman" w:hAnsi="Times New Roman" w:cs="Times New Roman"/>
-                                <w:b/>
-                                <w:sz w:val="28"/>
-                                <w:szCs w:val="28"/>
-                              </w:rPr>
-                              <w:t>На тему: «ОСНОВЫ ИНФОРМАЦИОННЫХ ТЕХНОЛОГИЙ»</w:t>
-                            </w:r>
-                          </w:p>
-                        </w:txbxContent>
-                      </wps:txbx>
-                      <wps:bodyPr rot="0" spcFirstLastPara="0" vertOverflow="overflow" horzOverflow="overflow" vert="horz" wrap="square" lIns="91440" tIns="45720" rIns="91440" bIns="45720" numCol="1" spcCol="0" rtlCol="0" fromWordArt="0" anchor="t" anchorCtr="0" forceAA="0" compatLnSpc="1">
-                        <a:prstTxWarp prst="textNoShape">
-                          <a:avLst/>
-                        </a:prstTxWarp>
-                        <a:noAutofit/>
-                      </wps:bodyPr>
-                    </wps:wsp>
-                  </a:graphicData>
-                </a:graphic>
-                <wp14:sizeRelH relativeFrom="margin">
-                  <wp14:pctWidth>0</wp14:pctWidth>
-                </wp14:sizeRelH>
-                <wp14:sizeRelV relativeFrom="margin">
-                  <wp14:pctHeight>0</wp14:pctHeight>
-                </wp14:sizeRelV>
-              </wp:anchor>
-            </w:drawing>
-          </mc:Choice>
-          <mc:Fallback>
-            <w:pict>
-              <v:shape w14:anchorId="7C103EEE" id="Надпись 19" o:spid="_x0000_s1027" type="#_x0000_t202" style="position:absolute;margin-left:10.8pt;margin-top:162.3pt;width:440.55pt;height:62pt;z-index:251660288;visibility:visible;mso-wrap-style:square;mso-width-percent:0;mso-height-percent:0;mso-wrap-distance-left:9pt;mso-wrap-distance-top:0;mso-wrap-distance-right:9pt;mso-wrap-distance-bottom:0;mso-position-horizontal:absolute;mso-position-horizontal-relative:margin;mso-position-vertical:absolute;mso-position-vertical-relative:text;mso-width-percent:0;mso-height-percent:0;mso-width-relative:margin;mso-height-relative:margin;v-text-anchor:top" o:gfxdata="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" fillcolor="white [3201]" strokecolor="white [3212]" strokeweight=".5pt">
-                <v:textbox>
-                  <w:txbxContent>
-                    <w:p>
-                      <w:pPr>
-                        <w:jc w:val="center"/>
-                        <w:rPr>
-                          <w:rFonts w:ascii="Times New Roman" w:hAnsi="Times New Roman" w:cs="Times New Roman"/>
-                          <w:b/>
-                          <w:sz w:val="28"/>
-                          <w:szCs w:val="28"/>
-                        </w:rPr>
-                      </w:pPr>
-                      <w:r>
-                        <w:rPr>
-                          <w:rFonts w:ascii="Times New Roman" w:hAnsi="Times New Roman" w:cs="Times New Roman"/>
-                          <w:b/>
-                          <w:sz w:val="28"/>
-                          <w:szCs w:val="28"/>
-                        </w:rPr>
-                        <w:t>РЕФЕРАТ</w:t>
-                      </w:r>
-                    </w:p>
-                    <w:p>
-                      <w:pPr>
-                        <w:jc w:val="center"/>
-                        <w:rPr>
-                          <w:rFonts w:ascii="Times New Roman" w:hAnsi="Times New Roman" w:cs="Times New Roman"/>
-                          <w:b/>
-                          <w:sz w:val="28"/>
-                          <w:szCs w:val="28"/>
-                        </w:rPr>
-                      </w:pPr>
-                      <w:r>
-                        <w:rPr>
-                          <w:rFonts w:ascii="Times New Roman" w:hAnsi="Times New Roman" w:cs="Times New Roman"/>
-                          <w:b/>
-                          <w:sz w:val="28"/>
-                          <w:szCs w:val="28"/>
-                        </w:rPr>
-                        <w:t>На тему: «ОСНОВЫ ИНФОРМАЦИОННЫХ ТЕХНОЛОГИЙ»</w:t>
-                      </w:r>
-                    </w:p>
-                  </w:txbxContent>
-                </v:textbox>
-                <w10:wrap anchorx="margin"/>
-              </v:shape>
-            </w:pict>
-          </mc:Fallback>
-        </mc:AlternateContent>
-      </w:r>
-      <w:r>
-        <mc:AlternateContent>
-          <mc:Choice Requires="wps">
-            <w:drawing>
-              <wp:anchor distT="0" distB="0" distL="114300" distR="114300" simplePos="0" relativeHeight="251661312" behindDoc="0" locked="0" layoutInCell="1" allowOverlap="1" wp14:anchorId="0C609A34" wp14:editId="7108827F">
+              <wp:anchor distT="0" distB="0" distL="114300" distR="114300" simplePos="0" relativeHeight="251661312" behindDoc="0" locked="0" layoutInCell="1" allowOverlap="1" wp14:anchorId="0DE31B04" wp14:editId="5C902BBD">
                 <wp:simplePos x="0" y="0"/>
                 <wp:positionH relativeFrom="column">
                   <wp:posOffset>4573905</wp:posOffset>
@@ -430,23 +285,13 @@
                               </w:rPr>
                               <w:br/>
                             </w:r>
-                            <w:proofErr w:type="spellStart"/>
                             <w:r>
                               <w:rPr>
                                 <w:rFonts w:ascii="Times New Roman" w:hAnsi="Times New Roman" w:cs="Times New Roman"/>
                                 <w:sz w:val="28"/>
                                 <w:szCs w:val="28"/>
                               </w:rPr>
-                              <w:t>Кучумова</w:t>
-                            </w:r>
-                            <w:proofErr w:type="spellEnd"/>
-                            <w:r>
-                              <w:rPr>
-                                <w:rFonts w:ascii="Times New Roman" w:hAnsi="Times New Roman" w:cs="Times New Roman"/>
-                                <w:sz w:val="28"/>
-                                <w:szCs w:val="28"/>
-                              </w:rPr>
-                              <w:t xml:space="preserve"> Альбина</w:t>
+                              <w:t>Кучумова Альбина</w:t>
                             </w:r>
                           </w:p>
                         </w:txbxContent>
@@ -468,7 +313,11 @@
           </mc:Choice>
           <mc:Fallback>
             <w:pict>
-              <v:shape w14:anchorId="0C609A34" id="Надпись 20" o:spid="_x0000_s1028" type="#_x0000_t202" style="position:absolute;margin-left:360.15pt;margin-top:328.65pt;width:131.15pt;height:102.15pt;z-index:251661312;visibility:visible;mso-wrap-style:square;mso-height-percent:0;mso-wrap-distance-left:9pt;mso-wrap-distance-top:0;mso-wrap-distance-right:9pt;mso-wrap-distance-bottom:0;mso-position-horizontal:absolute;mso-position-horizontal-relative:text;mso-position-vertical:absolute;mso-position-vertical-relative:text;mso-height-percent:0;mso-height-relative:margin;v-text-anchor:top" o:gfxdata="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" fillcolor="white [3201]" strokecolor="white [3212]" strokeweight=".5pt">
+              <v:shapetype w14:anchorId="0DE31B04" id="_x0000_t202" coordsize="21600,21600" o:spt="202" path="m,l,21600r21600,l21600,xe">
+                <v:stroke joinstyle="miter"/>
+                <v:path gradientshapeok="t" o:connecttype="rect"/>
+              </v:shapetype>
+              <v:shape id="Надпись 20" o:spid="_x0000_s1027" type="#_x0000_t202" style="position:absolute;margin-left:360.15pt;margin-top:328.65pt;width:131.15pt;height:102.15pt;z-index:251661312;visibility:visible;mso-wrap-style:square;mso-height-percent:0;mso-wrap-distance-left:9pt;mso-wrap-distance-top:0;mso-wrap-distance-right:9pt;mso-wrap-distance-bottom:0;mso-position-horizontal:absolute;mso-position-horizontal-relative:text;mso-position-vertical:absolute;mso-position-vertical-relative:text;mso-height-percent:0;mso-height-relative:margin;v-text-anchor:top" o:gfxdata="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" fillcolor="white [3201]" strokecolor="white [3212]" strokeweight=".5pt">
                 <v:textbox>
                   <w:txbxContent>
                     <w:p>
@@ -531,23 +380,13 @@
                         </w:rPr>
                         <w:br/>
                       </w:r>
-                      <w:proofErr w:type="spellStart"/>
                       <w:r>
                         <w:rPr>
                           <w:rFonts w:ascii="Times New Roman" w:hAnsi="Times New Roman" w:cs="Times New Roman"/>
                           <w:sz w:val="28"/>
                           <w:szCs w:val="28"/>
                         </w:rPr>
-                        <w:t>Кучумова</w:t>
-                      </w:r>
-                      <w:proofErr w:type="spellEnd"/>
-                      <w:r>
-                        <w:rPr>
-                          <w:rFonts w:ascii="Times New Roman" w:hAnsi="Times New Roman" w:cs="Times New Roman"/>
-                          <w:sz w:val="28"/>
-                          <w:szCs w:val="28"/>
-                        </w:rPr>
-                        <w:t xml:space="preserve"> Альбина</w:t>
+                        <w:t>Кучумова Альбина</w:t>
                       </w:r>
                     </w:p>
                   </w:txbxContent>
@@ -558,10 +397,14 @@
         </mc:AlternateContent>
       </w:r>
       <w:r>
+        <w:rPr>
+          <w:noProof/>
+          <w:lang w:eastAsia="ru-RU"/>
+        </w:rPr>
         <mc:AlternateContent>
           <mc:Choice Requires="wps">
             <w:drawing>
-              <wp:anchor distT="0" distB="0" distL="114300" distR="114300" simplePos="0" relativeHeight="251662336" behindDoc="0" locked="0" layoutInCell="1" allowOverlap="1" wp14:anchorId="3B1C4638" wp14:editId="46BEAE95">
+              <wp:anchor distT="0" distB="0" distL="114300" distR="114300" simplePos="0" relativeHeight="251662336" behindDoc="0" locked="0" layoutInCell="1" allowOverlap="1" wp14:anchorId="21EACFD9" wp14:editId="483477AC">
                 <wp:simplePos x="0" y="0"/>
                 <wp:positionH relativeFrom="column">
                   <wp:posOffset>4573905</wp:posOffset>
@@ -631,24 +474,7 @@
                                 <w:szCs w:val="28"/>
                               </w:rPr>
                               <w:br/>
-                            </w:r>
-                            <w:proofErr w:type="spellStart"/>
-                            <w:r>
-                              <w:rPr>
-                                <w:rFonts w:ascii="Times New Roman" w:hAnsi="Times New Roman" w:cs="Times New Roman"/>
-                                <w:sz w:val="28"/>
-                                <w:szCs w:val="28"/>
-                              </w:rPr>
-                              <w:t>Германчук</w:t>
-                            </w:r>
-                            <w:proofErr w:type="spellEnd"/>
-                            <w:r>
-                              <w:rPr>
-                                <w:rFonts w:ascii="Times New Roman" w:hAnsi="Times New Roman" w:cs="Times New Roman"/>
-                                <w:sz w:val="28"/>
-                                <w:szCs w:val="28"/>
-                              </w:rPr>
-                              <w:t xml:space="preserve"> Максим Дмитриевич</w:t>
+                              <w:t>Германчук Максим Дмитриевич</w:t>
                             </w:r>
                           </w:p>
                         </w:txbxContent>
@@ -735,10 +561,14 @@
         </mc:AlternateContent>
       </w:r>
       <w:r>
+        <w:rPr>
+          <w:noProof/>
+          <w:lang w:eastAsia="ru-RU"/>
+        </w:rPr>
         <mc:AlternateContent>
           <mc:Choice Requires="wps">
             <w:drawing>
-              <wp:anchor distT="0" distB="0" distL="114300" distR="114300" simplePos="0" relativeHeight="251663360" behindDoc="0" locked="0" layoutInCell="1" allowOverlap="1" wp14:anchorId="5186AD47" wp14:editId="36B25702">
+              <wp:anchor distT="0" distB="0" distL="114300" distR="114300" simplePos="0" relativeHeight="251663360" behindDoc="0" locked="0" layoutInCell="1" allowOverlap="1" wp14:anchorId="1FDFD209" wp14:editId="688960DC">
                 <wp:simplePos x="0" y="0"/>
                 <wp:positionH relativeFrom="page">
                   <wp:posOffset>3042285</wp:posOffset>
@@ -848,8 +678,203 @@
     </w:p>
     <w:p>
       <w:r>
+        <w:rPr>
+          <w:noProof/>
+          <w:lang w:eastAsia="ru-RU"/>
+        </w:rPr>
+        <mc:AlternateContent>
+          <mc:Choice Requires="wps">
+            <w:drawing>
+              <wp:anchor distT="0" distB="0" distL="114300" distR="114300" simplePos="0" relativeHeight="251660288" behindDoc="0" locked="0" layoutInCell="1" allowOverlap="1" wp14:anchorId="5ABD6CB1" wp14:editId="2FFFA941">
+                <wp:simplePos x="0" y="0"/>
+                <wp:positionH relativeFrom="margin">
+                  <wp:posOffset>136017</wp:posOffset>
+                </wp:positionH>
+                <wp:positionV relativeFrom="paragraph">
+                  <wp:posOffset>1773937</wp:posOffset>
+                </wp:positionV>
+                <wp:extent cx="5594350" cy="1051560"/>
+                <wp:effectExtent l="0" t="0" r="25400" b="15240"/>
+                <wp:wrapNone/>
+                <wp:docPr id="19" name="Надпись 19"/>
+                <wp:cNvGraphicFramePr/>
+                <a:graphic xmlns:a="http://schemas.openxmlformats.org/drawingml/2006/main">
+                  <a:graphicData uri="http://schemas.microsoft.com/office/word/2010/wordprocessingShape">
+                    <wps:wsp>
+                      <wps:cNvSpPr txBox="1"/>
+                      <wps:spPr>
+                        <a:xfrm>
+                          <a:off x="0" y="0"/>
+                          <a:ext cx="5594350" cy="1051560"/>
+                        </a:xfrm>
+                        <a:prstGeom prst="rect">
+                          <a:avLst/>
+                        </a:prstGeom>
+                        <a:solidFill>
+                          <a:schemeClr val="lt1"/>
+                        </a:solidFill>
+                        <a:ln w="6350">
+                          <a:solidFill>
+                            <a:schemeClr val="bg1"/>
+                          </a:solidFill>
+                        </a:ln>
+                      </wps:spPr>
+                      <wps:txbx>
+                        <w:txbxContent>
+                          <w:p>
+                            <w:pPr>
+                              <w:jc w:val="center"/>
+                              <w:rPr>
+                                <w:rFonts w:ascii="Times New Roman" w:hAnsi="Times New Roman" w:cs="Times New Roman"/>
+                                <w:b/>
+                                <w:sz w:val="28"/>
+                                <w:szCs w:val="28"/>
+                              </w:rPr>
+                            </w:pPr>
+                            <w:r>
+                              <w:rPr>
+                                <w:rFonts w:ascii="Times New Roman" w:hAnsi="Times New Roman" w:cs="Times New Roman"/>
+                                <w:b/>
+                                <w:sz w:val="28"/>
+                                <w:szCs w:val="28"/>
+                              </w:rPr>
+                              <w:t>РЕФЕРАТ</w:t>
+                            </w:r>
+                          </w:p>
+                          <w:p>
+                            <w:pPr>
+                              <w:jc w:val="center"/>
+                              <w:rPr>
+                                <w:rFonts w:ascii="Times New Roman" w:hAnsi="Times New Roman" w:cs="Times New Roman"/>
+                                <w:b/>
+                                <w:sz w:val="40"/>
+                                <w:szCs w:val="40"/>
+                              </w:rPr>
+                            </w:pPr>
+                            <w:r>
+                              <w:rPr>
+                                <w:rFonts w:ascii="Times New Roman" w:hAnsi="Times New Roman" w:cs="Times New Roman"/>
+                                <w:b/>
+                                <w:sz w:val="28"/>
+                                <w:szCs w:val="28"/>
+                              </w:rPr>
+                              <w:t>На тему: «</w:t>
+                            </w:r>
+                            <w:r>
+                              <w:rPr>
+                                <w:rFonts w:ascii="Times New Roman" w:hAnsi="Times New Roman" w:cs="Times New Roman"/>
+                                <w:b/>
+                                <w:sz w:val="28"/>
+                                <w:szCs w:val="28"/>
+                              </w:rPr>
+                              <w:t>ОСНОВНЫЕ КОНСТРУКЦИИ ЯЗЫКА ПРОГРАММИРОВАНИЯ QBASIC</w:t>
+                            </w:r>
+                            <w:r>
+                              <w:rPr>
+                                <w:rFonts w:ascii="Times New Roman" w:hAnsi="Times New Roman" w:cs="Times New Roman"/>
+                                <w:b/>
+                                <w:sz w:val="28"/>
+                                <w:szCs w:val="28"/>
+                              </w:rPr>
+                              <w:t>»</w:t>
+                            </w:r>
+                          </w:p>
+                        </w:txbxContent>
+                      </wps:txbx>
+                      <wps:bodyPr rot="0" spcFirstLastPara="0" vertOverflow="overflow" horzOverflow="overflow" vert="horz" wrap="square" lIns="91440" tIns="45720" rIns="91440" bIns="45720" numCol="1" spcCol="0" rtlCol="0" fromWordArt="0" anchor="t" anchorCtr="0" forceAA="0" compatLnSpc="1">
+                        <a:prstTxWarp prst="textNoShape">
+                          <a:avLst/>
+                        </a:prstTxWarp>
+                        <a:noAutofit/>
+                      </wps:bodyPr>
+                    </wps:wsp>
+                  </a:graphicData>
+                </a:graphic>
+                <wp14:sizeRelH relativeFrom="margin">
+                  <wp14:pctWidth>0</wp14:pctWidth>
+                </wp14:sizeRelH>
+                <wp14:sizeRelV relativeFrom="margin">
+                  <wp14:pctHeight>0</wp14:pctHeight>
+                </wp14:sizeRelV>
+              </wp:anchor>
+            </w:drawing>
+          </mc:Choice>
+          <mc:Fallback>
+            <w:pict>
+              <v:shape w14:anchorId="5ABD6CB1" id="Надпись 19" o:spid="_x0000_s1030" type="#_x0000_t202" style="position:absolute;margin-left:10.7pt;margin-top:139.7pt;width:440.5pt;height:82.8pt;z-index:251660288;visibility:visible;mso-wrap-style:square;mso-width-percent:0;mso-height-percent:0;mso-wrap-distance-left:9pt;mso-wrap-distance-top:0;mso-wrap-distance-right:9pt;mso-wrap-distance-bottom:0;mso-position-horizontal:absolute;mso-position-horizontal-relative:margin;mso-position-vertical:absolute;mso-position-vertical-relative:text;mso-width-percent:0;mso-height-percent:0;mso-width-relative:margin;mso-height-relative:margin;v-text-anchor:top" o:gfxdata="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" fillcolor="white [3201]" strokecolor="white [3212]" strokeweight=".5pt">
+                <v:textbox>
+                  <w:txbxContent>
+                    <w:p>
+                      <w:pPr>
+                        <w:jc w:val="center"/>
+                        <w:rPr>
+                          <w:rFonts w:ascii="Times New Roman" w:hAnsi="Times New Roman" w:cs="Times New Roman"/>
+                          <w:b/>
+                          <w:sz w:val="28"/>
+                          <w:szCs w:val="28"/>
+                        </w:rPr>
+                      </w:pPr>
+                      <w:r>
+                        <w:rPr>
+                          <w:rFonts w:ascii="Times New Roman" w:hAnsi="Times New Roman" w:cs="Times New Roman"/>
+                          <w:b/>
+                          <w:sz w:val="28"/>
+                          <w:szCs w:val="28"/>
+                        </w:rPr>
+                        <w:t>РЕФЕРАТ</w:t>
+                      </w:r>
+                    </w:p>
+                    <w:p>
+                      <w:pPr>
+                        <w:jc w:val="center"/>
+                        <w:rPr>
+                          <w:rFonts w:ascii="Times New Roman" w:hAnsi="Times New Roman" w:cs="Times New Roman"/>
+                          <w:b/>
+                          <w:sz w:val="40"/>
+                          <w:szCs w:val="40"/>
+                        </w:rPr>
+                      </w:pPr>
+                      <w:r>
+                        <w:rPr>
+                          <w:rFonts w:ascii="Times New Roman" w:hAnsi="Times New Roman" w:cs="Times New Roman"/>
+                          <w:b/>
+                          <w:sz w:val="28"/>
+                          <w:szCs w:val="28"/>
+                        </w:rPr>
+                        <w:t>На тему: «</w:t>
+                      </w:r>
+                      <w:r>
+                        <w:rPr>
+                          <w:rFonts w:ascii="Times New Roman" w:hAnsi="Times New Roman" w:cs="Times New Roman"/>
+                          <w:b/>
+                          <w:sz w:val="28"/>
+                          <w:szCs w:val="28"/>
+                        </w:rPr>
+                        <w:t>ОСНОВНЫЕ КОНСТРУКЦИИ ЯЗЫКА ПРОГРАММИРОВАНИЯ QBASIC</w:t>
+                      </w:r>
+                      <w:r>
+                        <w:rPr>
+                          <w:rFonts w:ascii="Times New Roman" w:hAnsi="Times New Roman" w:cs="Times New Roman"/>
+                          <w:b/>
+                          <w:sz w:val="28"/>
+                          <w:szCs w:val="28"/>
+                        </w:rPr>
+                        <w:t>»</w:t>
+                      </w:r>
+                    </w:p>
+                  </w:txbxContent>
+                </v:textbox>
+                <w10:wrap anchorx="margin"/>
+              </v:shape>
+            </w:pict>
+          </mc:Fallback>
+        </mc:AlternateContent>
+      </w:r>
+      <w:r>
         <w:br w:type="page"/>
       </w:r>
+      <w:bookmarkStart w:id="0" w:name="_GoBack"/>
+      <w:bookmarkEnd w:id="0"/>
     </w:p>
     <w:p>
       <w:r>
@@ -1031,25 +1056,7 @@
                                 <w:sz w:val="40"/>
                                 <w:szCs w:val="40"/>
                               </w:rPr>
-                              <w:t>Типы переменных (%</w:t>
-                            </w:r>
-                            <w:proofErr w:type="gramStart"/>
-                            <w:r>
-                              <w:rPr>
-                                <w:rFonts w:ascii="Times New Roman" w:hAnsi="Times New Roman" w:cs="Times New Roman"/>
-                                <w:sz w:val="40"/>
-                                <w:szCs w:val="40"/>
-                              </w:rPr>
-                              <w:t>, !</w:t>
-                            </w:r>
-                            <w:proofErr w:type="gramEnd"/>
-                            <w:r>
-                              <w:rPr>
-                                <w:rFonts w:ascii="Times New Roman" w:hAnsi="Times New Roman" w:cs="Times New Roman"/>
-                                <w:sz w:val="40"/>
-                                <w:szCs w:val="40"/>
-                              </w:rPr>
-                              <w:t>, $)</w:t>
+                              <w:t>Типы переменных (%, !, $)</w:t>
                             </w:r>
                           </w:p>
                           <w:p>
@@ -1887,78 +1894,24 @@
           <w:sz w:val="28"/>
           <w:szCs w:val="28"/>
         </w:rPr>
-        <w:t xml:space="preserve">• специальные символы объявления типа: % </w:t>
-      </w:r>
-      <w:proofErr w:type="gramStart"/>
-      <w:r>
-        <w:rPr>
-          <w:rFonts w:ascii="Times New Roman" w:hAnsi="Times New Roman" w:cs="Times New Roman"/>
-          <w:sz w:val="28"/>
-          <w:szCs w:val="28"/>
-        </w:rPr>
-        <w:t># !</w:t>
-      </w:r>
-      <w:proofErr w:type="gramEnd"/>
-      <w:r>
-        <w:rPr>
-          <w:rFonts w:ascii="Times New Roman" w:hAnsi="Times New Roman" w:cs="Times New Roman"/>
-          <w:sz w:val="28"/>
-          <w:szCs w:val="28"/>
-        </w:rPr>
-        <w:t xml:space="preserve"> $ &amp; • круглые скобки </w:t>
-      </w:r>
-      <w:proofErr w:type="gramStart"/>
-      <w:r>
-        <w:rPr>
-          <w:rFonts w:ascii="Times New Roman" w:hAnsi="Times New Roman" w:cs="Times New Roman"/>
-          <w:sz w:val="28"/>
-          <w:szCs w:val="28"/>
-        </w:rPr>
-        <w:t>( )</w:t>
-      </w:r>
-      <w:proofErr w:type="gramEnd"/>
-      <w:r>
-        <w:rPr>
-          <w:rFonts w:ascii="Times New Roman" w:hAnsi="Times New Roman" w:cs="Times New Roman"/>
-          <w:sz w:val="28"/>
-          <w:szCs w:val="28"/>
-        </w:rPr>
-        <w:t xml:space="preserve"> кавычки “ ” апостроф ’ , подчеркивание _ </w:t>
-      </w:r>
-    </w:p>
-    <w:p>
-      <w:pPr>
-        <w:rPr>
-          <w:rFonts w:ascii="Times New Roman" w:hAnsi="Times New Roman" w:cs="Times New Roman"/>
-          <w:sz w:val="28"/>
-          <w:szCs w:val="28"/>
-        </w:rPr>
-      </w:pPr>
-      <w:r>
-        <w:rPr>
-          <w:rFonts w:ascii="Times New Roman" w:hAnsi="Times New Roman" w:cs="Times New Roman"/>
-          <w:sz w:val="28"/>
-          <w:szCs w:val="28"/>
-        </w:rPr>
-        <w:t xml:space="preserve">• знаки отношений: </w:t>
-      </w:r>
-      <w:proofErr w:type="gramStart"/>
-      <w:r>
-        <w:rPr>
-          <w:rFonts w:ascii="Times New Roman" w:hAnsi="Times New Roman" w:cs="Times New Roman"/>
-          <w:sz w:val="28"/>
-          <w:szCs w:val="28"/>
-        </w:rPr>
-        <w:t>&lt; &gt;</w:t>
-      </w:r>
-      <w:proofErr w:type="gramEnd"/>
-      <w:r>
-        <w:rPr>
-          <w:rFonts w:ascii="Times New Roman" w:hAnsi="Times New Roman" w:cs="Times New Roman"/>
-          <w:sz w:val="28"/>
-          <w:szCs w:val="28"/>
-        </w:rPr>
-        <w:t xml:space="preserve"> = &lt; &gt; &lt; = &gt;= </w:t>
+        <w:t xml:space="preserve">• специальные символы объявления типа: % # ! $ &amp; • круглые скобки ( ) кавычки “ ” апостроф ’ , подчеркивание _ </w:t>
+      </w:r>
+    </w:p>
+    <w:p>
+      <w:pPr>
+        <w:rPr>
+          <w:rFonts w:ascii="Times New Roman" w:hAnsi="Times New Roman" w:cs="Times New Roman"/>
+          <w:sz w:val="28"/>
+          <w:szCs w:val="28"/>
+        </w:rPr>
+      </w:pPr>
+      <w:r>
+        <w:rPr>
+          <w:rFonts w:ascii="Times New Roman" w:hAnsi="Times New Roman" w:cs="Times New Roman"/>
+          <w:sz w:val="28"/>
+          <w:szCs w:val="28"/>
+        </w:rPr>
+        <w:t xml:space="preserve">• знаки отношений: &lt; &gt; = &lt; &gt; &lt; = &gt;= </w:t>
       </w:r>
     </w:p>
     <w:p>
@@ -2030,25 +1983,7 @@
           <w:sz w:val="28"/>
           <w:szCs w:val="28"/>
         </w:rPr>
-        <w:t xml:space="preserve">– это данные, не изменяющиеся в процессе решения задачи. В </w:t>
-      </w:r>
-      <w:proofErr w:type="spellStart"/>
-      <w:r>
-        <w:rPr>
-          <w:rFonts w:ascii="Times New Roman" w:hAnsi="Times New Roman" w:cs="Times New Roman"/>
-          <w:sz w:val="28"/>
-          <w:szCs w:val="28"/>
-        </w:rPr>
-        <w:t>Qbasic</w:t>
-      </w:r>
-      <w:proofErr w:type="spellEnd"/>
-      <w:r>
-        <w:rPr>
-          <w:rFonts w:ascii="Times New Roman" w:hAnsi="Times New Roman" w:cs="Times New Roman"/>
-          <w:sz w:val="28"/>
-          <w:szCs w:val="28"/>
-        </w:rPr>
-        <w:t xml:space="preserve"> используются числовые и текстовые константы. Числовые константы записываются в программе в виде конкретного числа и бывают двух типов: целые и вещественные.</w:t>
+        <w:t>– это данные, не изменяющиеся в процессе решения задачи. В Qbasic используются числовые и текстовые константы. Числовые константы записываются в программе в виде конкретного числа и бывают двух типов: целые и вещественные.</w:t>
       </w:r>
     </w:p>
     <w:p>
@@ -2074,43 +2009,7 @@
           <w:sz w:val="28"/>
           <w:szCs w:val="28"/>
         </w:rPr>
-        <w:t xml:space="preserve"> – это последовательность цифр, перед которой может стоять знак + или </w:t>
-      </w:r>
-      <w:proofErr w:type="gramStart"/>
-      <w:r>
-        <w:rPr>
-          <w:rFonts w:ascii="Times New Roman" w:hAnsi="Times New Roman" w:cs="Times New Roman"/>
-          <w:sz w:val="28"/>
-          <w:szCs w:val="28"/>
-        </w:rPr>
-        <w:t>– .</w:t>
-      </w:r>
-      <w:proofErr w:type="gramEnd"/>
-      <w:r>
-        <w:rPr>
-          <w:rFonts w:ascii="Times New Roman" w:hAnsi="Times New Roman" w:cs="Times New Roman"/>
-          <w:sz w:val="28"/>
-          <w:szCs w:val="28"/>
-        </w:rPr>
-        <w:t xml:space="preserve"> </w:t>
-      </w:r>
-      <w:proofErr w:type="gramStart"/>
-      <w:r>
-        <w:rPr>
-          <w:rFonts w:ascii="Times New Roman" w:hAnsi="Times New Roman" w:cs="Times New Roman"/>
-          <w:sz w:val="28"/>
-          <w:szCs w:val="28"/>
-        </w:rPr>
-        <w:t>Например</w:t>
-      </w:r>
-      <w:proofErr w:type="gramEnd"/>
-      <w:r>
-        <w:rPr>
-          <w:rFonts w:ascii="Times New Roman" w:hAnsi="Times New Roman" w:cs="Times New Roman"/>
-          <w:sz w:val="28"/>
-          <w:szCs w:val="28"/>
-        </w:rPr>
-        <w:t xml:space="preserve">: –567, +29, 29. </w:t>
+        <w:t xml:space="preserve"> – это последовательность цифр, перед которой может стоять знак + или – . Например: –567, +29, 29. </w:t>
       </w:r>
     </w:p>
     <w:p>
@@ -2162,18 +2061,102 @@
           <w:sz w:val="28"/>
           <w:szCs w:val="28"/>
         </w:rPr>
-        <w:t xml:space="preserve">В экспоненциальной форме записи с «плаваю- щей» точкой число записывается в виде: </w:t>
-      </w:r>
-      <w:proofErr w:type="spellStart"/>
-      <w:r>
-        <w:rPr>
-          <w:rFonts w:ascii="Times New Roman" w:hAnsi="Times New Roman" w:cs="Times New Roman"/>
-          <w:sz w:val="28"/>
-          <w:szCs w:val="28"/>
-        </w:rPr>
-        <w:t>mE</w:t>
-      </w:r>
-      <w:proofErr w:type="spellEnd"/>
+        <w:t xml:space="preserve">В экспоненциальной форме записи с «плаваю- щей» точкой число записывается в виде: mE </w:t>
+      </w:r>
+      <w:r>
+        <w:rPr>
+          <w:rFonts w:ascii="Times New Roman" w:hAnsi="Times New Roman" w:cs="Times New Roman"/>
+          <w:sz w:val="28"/>
+          <w:szCs w:val="28"/>
+        </w:rPr>
+        <w:sym w:font="Symbol" w:char="F0B1"/>
+      </w:r>
+      <w:r>
+        <w:rPr>
+          <w:rFonts w:ascii="Times New Roman" w:hAnsi="Times New Roman" w:cs="Times New Roman"/>
+          <w:sz w:val="28"/>
+          <w:szCs w:val="28"/>
+        </w:rPr>
+        <w:t xml:space="preserve"> p, где m – мантисса (число в основной форме), Е – основание 10, р – порядок числа (целая константа, содержащая не более двух цифр). </w:t>
+      </w:r>
+    </w:p>
+    <w:p>
+      <w:pPr>
+        <w:rPr>
+          <w:rFonts w:ascii="Times New Roman" w:hAnsi="Times New Roman" w:cs="Times New Roman"/>
+          <w:sz w:val="28"/>
+          <w:szCs w:val="28"/>
+        </w:rPr>
+      </w:pPr>
+      <w:r>
+        <w:rPr>
+          <w:rFonts w:ascii="Times New Roman" w:hAnsi="Times New Roman" w:cs="Times New Roman"/>
+          <w:b/>
+          <w:sz w:val="28"/>
+          <w:szCs w:val="28"/>
+        </w:rPr>
+        <w:t xml:space="preserve">Например: </w:t>
+      </w:r>
+      <w:r>
+        <w:rPr>
+          <w:rFonts w:ascii="Times New Roman" w:hAnsi="Times New Roman" w:cs="Times New Roman"/>
+          <w:sz w:val="28"/>
+          <w:szCs w:val="28"/>
+        </w:rPr>
+        <w:t xml:space="preserve">2.4Е-05, -2.9Е+07. </w:t>
+      </w:r>
+    </w:p>
+    <w:p>
+      <w:pPr>
+        <w:rPr>
+          <w:rFonts w:ascii="Times New Roman" w:hAnsi="Times New Roman" w:cs="Times New Roman"/>
+          <w:sz w:val="28"/>
+          <w:szCs w:val="28"/>
+        </w:rPr>
+      </w:pPr>
+      <w:r>
+        <w:rPr>
+          <w:rFonts w:ascii="Times New Roman" w:hAnsi="Times New Roman" w:cs="Times New Roman"/>
+          <w:sz w:val="28"/>
+          <w:szCs w:val="28"/>
+        </w:rPr>
+        <w:t xml:space="preserve">Чтобы перейти от экспоненциальной формы к основной, нужно m (мантиссу) умножить на 10 в степени р (порядок). Например: 2.4Е-5 = 2.4·10-5 = 0.000024, -2,9Е+07 = 2.9·107 = 29000000. </w:t>
+      </w:r>
+    </w:p>
+    <w:p>
+      <w:pPr>
+        <w:rPr>
+          <w:rFonts w:ascii="Times New Roman" w:hAnsi="Times New Roman" w:cs="Times New Roman"/>
+          <w:sz w:val="28"/>
+          <w:szCs w:val="28"/>
+        </w:rPr>
+      </w:pPr>
+      <w:r>
+        <w:rPr>
+          <w:rFonts w:ascii="Times New Roman" w:hAnsi="Times New Roman" w:cs="Times New Roman"/>
+          <w:b/>
+          <w:sz w:val="28"/>
+          <w:szCs w:val="28"/>
+        </w:rPr>
+        <w:t>Строковые константы</w:t>
+      </w:r>
+      <w:r>
+        <w:rPr>
+          <w:rFonts w:ascii="Times New Roman" w:hAnsi="Times New Roman" w:cs="Times New Roman"/>
+          <w:sz w:val="28"/>
+          <w:szCs w:val="28"/>
+        </w:rPr>
+        <w:t xml:space="preserve"> – это набор любых символов длиной, не превышающей 255 символов. Строковая константа заключается в двойные кавычки.</w:t>
+      </w:r>
+    </w:p>
+    <w:p>
+      <w:pPr>
+        <w:rPr>
+          <w:rFonts w:ascii="Times New Roman" w:hAnsi="Times New Roman" w:cs="Times New Roman"/>
+          <w:sz w:val="28"/>
+          <w:szCs w:val="28"/>
+        </w:rPr>
+      </w:pPr>
       <w:r>
         <w:rPr>
           <w:rFonts w:ascii="Times New Roman" w:hAnsi="Times New Roman" w:cs="Times New Roman"/>
@@ -2185,153 +2168,11 @@
       <w:r>
         <w:rPr>
           <w:rFonts w:ascii="Times New Roman" w:hAnsi="Times New Roman" w:cs="Times New Roman"/>
-          <w:sz w:val="28"/>
-          <w:szCs w:val="28"/>
-        </w:rPr>
-        <w:sym w:font="Symbol" w:char="F0B1"/>
-      </w:r>
-      <w:r>
-        <w:rPr>
-          <w:rFonts w:ascii="Times New Roman" w:hAnsi="Times New Roman" w:cs="Times New Roman"/>
-          <w:sz w:val="28"/>
-          <w:szCs w:val="28"/>
-        </w:rPr>
-        <w:t xml:space="preserve"> p, где m – мантисса (число в основной форме), Е – основание 10, р – порядок числа (целая константа, содержащая не более двух цифр). </w:t>
-      </w:r>
-    </w:p>
-    <w:p>
-      <w:pPr>
-        <w:rPr>
-          <w:rFonts w:ascii="Times New Roman" w:hAnsi="Times New Roman" w:cs="Times New Roman"/>
-          <w:sz w:val="28"/>
-          <w:szCs w:val="28"/>
-        </w:rPr>
-      </w:pPr>
-      <w:proofErr w:type="gramStart"/>
-      <w:r>
-        <w:rPr>
-          <w:rFonts w:ascii="Times New Roman" w:hAnsi="Times New Roman" w:cs="Times New Roman"/>
-          <w:b/>
-          <w:sz w:val="28"/>
-          <w:szCs w:val="28"/>
-        </w:rPr>
-        <w:t>Например</w:t>
-      </w:r>
-      <w:proofErr w:type="gramEnd"/>
-      <w:r>
-        <w:rPr>
-          <w:rFonts w:ascii="Times New Roman" w:hAnsi="Times New Roman" w:cs="Times New Roman"/>
-          <w:b/>
-          <w:sz w:val="28"/>
-          <w:szCs w:val="28"/>
-        </w:rPr>
-        <w:t xml:space="preserve">: </w:t>
-      </w:r>
-      <w:r>
-        <w:rPr>
-          <w:rFonts w:ascii="Times New Roman" w:hAnsi="Times New Roman" w:cs="Times New Roman"/>
-          <w:sz w:val="28"/>
-          <w:szCs w:val="28"/>
-        </w:rPr>
-        <w:t xml:space="preserve">2.4Е-05, -2.9Е+07. </w:t>
-      </w:r>
-    </w:p>
-    <w:p>
-      <w:pPr>
-        <w:rPr>
-          <w:rFonts w:ascii="Times New Roman" w:hAnsi="Times New Roman" w:cs="Times New Roman"/>
-          <w:sz w:val="28"/>
-          <w:szCs w:val="28"/>
-        </w:rPr>
-      </w:pPr>
-      <w:r>
-        <w:rPr>
-          <w:rFonts w:ascii="Times New Roman" w:hAnsi="Times New Roman" w:cs="Times New Roman"/>
-          <w:sz w:val="28"/>
-          <w:szCs w:val="28"/>
-        </w:rPr>
-        <w:t xml:space="preserve">Чтобы перейти от экспоненциальной формы к основной, нужно m (мантиссу) умножить на 10 в степени р (порядок). </w:t>
-      </w:r>
-      <w:proofErr w:type="gramStart"/>
-      <w:r>
-        <w:rPr>
-          <w:rFonts w:ascii="Times New Roman" w:hAnsi="Times New Roman" w:cs="Times New Roman"/>
-          <w:sz w:val="28"/>
-          <w:szCs w:val="28"/>
-        </w:rPr>
-        <w:t>Например</w:t>
-      </w:r>
-      <w:proofErr w:type="gramEnd"/>
-      <w:r>
-        <w:rPr>
-          <w:rFonts w:ascii="Times New Roman" w:hAnsi="Times New Roman" w:cs="Times New Roman"/>
-          <w:sz w:val="28"/>
-          <w:szCs w:val="28"/>
-        </w:rPr>
-        <w:t xml:space="preserve">: 2.4Е-5 = 2.4·10-5 = 0.000024, -2,9Е+07 = 2.9·107 = 29000000. </w:t>
-      </w:r>
-    </w:p>
-    <w:p>
-      <w:pPr>
-        <w:rPr>
-          <w:rFonts w:ascii="Times New Roman" w:hAnsi="Times New Roman" w:cs="Times New Roman"/>
-          <w:sz w:val="28"/>
-          <w:szCs w:val="28"/>
-        </w:rPr>
-      </w:pPr>
-      <w:r>
-        <w:rPr>
-          <w:rFonts w:ascii="Times New Roman" w:hAnsi="Times New Roman" w:cs="Times New Roman"/>
-          <w:b/>
-          <w:sz w:val="28"/>
-          <w:szCs w:val="28"/>
-        </w:rPr>
-        <w:t>Строковые константы</w:t>
-      </w:r>
-      <w:r>
-        <w:rPr>
-          <w:rFonts w:ascii="Times New Roman" w:hAnsi="Times New Roman" w:cs="Times New Roman"/>
-          <w:sz w:val="28"/>
-          <w:szCs w:val="28"/>
-        </w:rPr>
-        <w:t xml:space="preserve"> – это набор любых символов длиной, не превышающей 255 символов. Строковая константа заключается в двойные кавычки.</w:t>
-      </w:r>
-    </w:p>
-    <w:p>
-      <w:pPr>
-        <w:rPr>
-          <w:rFonts w:ascii="Times New Roman" w:hAnsi="Times New Roman" w:cs="Times New Roman"/>
-          <w:sz w:val="28"/>
-          <w:szCs w:val="28"/>
-        </w:rPr>
-      </w:pPr>
-      <w:r>
-        <w:rPr>
-          <w:rFonts w:ascii="Times New Roman" w:hAnsi="Times New Roman" w:cs="Times New Roman"/>
-          <w:sz w:val="28"/>
-          <w:szCs w:val="28"/>
-        </w:rPr>
-        <w:t xml:space="preserve"> </w:t>
-      </w:r>
-      <w:proofErr w:type="gramStart"/>
-      <w:r>
-        <w:rPr>
-          <w:rFonts w:ascii="Times New Roman" w:hAnsi="Times New Roman" w:cs="Times New Roman"/>
-          <w:b/>
-          <w:sz w:val="28"/>
-          <w:szCs w:val="28"/>
-        </w:rPr>
-        <w:t>Например</w:t>
-      </w:r>
-      <w:proofErr w:type="gramEnd"/>
-      <w:r>
-        <w:rPr>
-          <w:rFonts w:ascii="Times New Roman" w:hAnsi="Times New Roman" w:cs="Times New Roman"/>
-          <w:b/>
-          <w:sz w:val="28"/>
-          <w:szCs w:val="28"/>
-        </w:rPr>
-        <w:t>:</w:t>
+          <w:b/>
+          <w:sz w:val="28"/>
+          <w:szCs w:val="28"/>
+        </w:rPr>
+        <w:t>Например:</w:t>
       </w:r>
       <w:r>
         <w:rPr>
@@ -2428,61 +2269,7 @@
           <w:sz w:val="28"/>
           <w:szCs w:val="28"/>
         </w:rPr>
-        <w:t>Символы типов: % – целый</w:t>
-      </w:r>
-      <w:proofErr w:type="gramStart"/>
-      <w:r>
-        <w:rPr>
-          <w:rFonts w:ascii="Times New Roman" w:hAnsi="Times New Roman" w:cs="Times New Roman"/>
-          <w:sz w:val="28"/>
-          <w:szCs w:val="28"/>
-        </w:rPr>
-        <w:t>; !</w:t>
-      </w:r>
-      <w:proofErr w:type="gramEnd"/>
-      <w:r>
-        <w:rPr>
-          <w:rFonts w:ascii="Times New Roman" w:hAnsi="Times New Roman" w:cs="Times New Roman"/>
-          <w:sz w:val="28"/>
-          <w:szCs w:val="28"/>
-        </w:rPr>
-        <w:t xml:space="preserve"> – вещественный; $ – строковый. Если символ типа отсутствует, то переменная по умолчанию считается вещественной. Например: переменные SUM, a, B12, </w:t>
-      </w:r>
-      <w:proofErr w:type="spellStart"/>
-      <w:r>
-        <w:rPr>
-          <w:rFonts w:ascii="Times New Roman" w:hAnsi="Times New Roman" w:cs="Times New Roman"/>
-          <w:sz w:val="28"/>
-          <w:szCs w:val="28"/>
-        </w:rPr>
-        <w:t>Max</w:t>
-      </w:r>
-      <w:proofErr w:type="spellEnd"/>
-      <w:r>
-        <w:rPr>
-          <w:rFonts w:ascii="Times New Roman" w:hAnsi="Times New Roman" w:cs="Times New Roman"/>
-          <w:sz w:val="28"/>
-          <w:szCs w:val="28"/>
-        </w:rPr>
-        <w:t xml:space="preserve">, </w:t>
-      </w:r>
-      <w:proofErr w:type="gramStart"/>
-      <w:r>
-        <w:rPr>
-          <w:rFonts w:ascii="Times New Roman" w:hAnsi="Times New Roman" w:cs="Times New Roman"/>
-          <w:sz w:val="28"/>
-          <w:szCs w:val="28"/>
-        </w:rPr>
-        <w:t>S!,</w:t>
-      </w:r>
-      <w:proofErr w:type="gramEnd"/>
-      <w:r>
-        <w:rPr>
-          <w:rFonts w:ascii="Times New Roman" w:hAnsi="Times New Roman" w:cs="Times New Roman"/>
-          <w:sz w:val="28"/>
-          <w:szCs w:val="28"/>
-        </w:rPr>
-        <w:t xml:space="preserve"> P!, B! – вещественного типа; Z%, D%, A% – целого типа; F$, S$, G$ – строкового типа. </w:t>
+        <w:t xml:space="preserve">Символы типов: % – целый; ! – вещественный; $ – строковый. Если символ типа отсутствует, то переменная по умолчанию считается вещественной. Например: переменные SUM, a, B12, Max, S!, P!, B! – вещественного типа; Z%, D%, A% – целого типа; F$, S$, G$ – строкового типа. </w:t>
       </w:r>
     </w:p>
     <w:p>
@@ -2550,60 +2337,24 @@
           <w:sz w:val="28"/>
           <w:szCs w:val="28"/>
         </w:rPr>
-        <w:t xml:space="preserve">Простая переменная определяется только именем. Переменная с индексом является элементом массива, определяется именем и индексами, которые </w:t>
-      </w:r>
-      <w:proofErr w:type="spellStart"/>
-      <w:r>
-        <w:rPr>
-          <w:rFonts w:ascii="Times New Roman" w:hAnsi="Times New Roman" w:cs="Times New Roman"/>
-          <w:sz w:val="28"/>
-          <w:szCs w:val="28"/>
-        </w:rPr>
-        <w:t>задаютместоположение</w:t>
-      </w:r>
-      <w:proofErr w:type="spellEnd"/>
-      <w:r>
-        <w:rPr>
-          <w:rFonts w:ascii="Times New Roman" w:hAnsi="Times New Roman" w:cs="Times New Roman"/>
-          <w:sz w:val="28"/>
-          <w:szCs w:val="28"/>
-        </w:rPr>
-        <w:t xml:space="preserve"> элемента в массиве. Индексы записываются в скобках через запятую после имени переменной. </w:t>
-      </w:r>
-    </w:p>
-    <w:p>
-      <w:pPr>
-        <w:rPr>
-          <w:rFonts w:ascii="Times New Roman" w:hAnsi="Times New Roman" w:cs="Times New Roman"/>
-          <w:sz w:val="28"/>
-          <w:szCs w:val="28"/>
-        </w:rPr>
-      </w:pPr>
-      <w:r>
-        <w:rPr>
-          <w:rFonts w:ascii="Times New Roman" w:hAnsi="Times New Roman" w:cs="Times New Roman"/>
-          <w:sz w:val="28"/>
-          <w:szCs w:val="28"/>
-        </w:rPr>
-        <w:t xml:space="preserve">Например: </w:t>
-      </w:r>
-      <w:proofErr w:type="gramStart"/>
-      <w:r>
-        <w:rPr>
-          <w:rFonts w:ascii="Times New Roman" w:hAnsi="Times New Roman" w:cs="Times New Roman"/>
-          <w:sz w:val="28"/>
-          <w:szCs w:val="28"/>
-        </w:rPr>
-        <w:t>Х(</w:t>
-      </w:r>
-      <w:proofErr w:type="gramEnd"/>
-      <w:r>
-        <w:rPr>
-          <w:rFonts w:ascii="Times New Roman" w:hAnsi="Times New Roman" w:cs="Times New Roman"/>
-          <w:sz w:val="28"/>
-          <w:szCs w:val="28"/>
-        </w:rPr>
-        <w:t>10), А(5,6).</w:t>
+        <w:t xml:space="preserve">Простая переменная определяется только именем. Переменная с индексом является элементом массива, определяется именем и индексами, которые задаютместоположение элемента в массиве. Индексы записываются в скобках через запятую после имени переменной. </w:t>
+      </w:r>
+    </w:p>
+    <w:p>
+      <w:pPr>
+        <w:rPr>
+          <w:rFonts w:ascii="Times New Roman" w:hAnsi="Times New Roman" w:cs="Times New Roman"/>
+          <w:sz w:val="28"/>
+          <w:szCs w:val="28"/>
+        </w:rPr>
+      </w:pPr>
+      <w:r>
+        <w:rPr>
+          <w:rFonts w:ascii="Times New Roman" w:hAnsi="Times New Roman" w:cs="Times New Roman"/>
+          <w:sz w:val="28"/>
+          <w:szCs w:val="28"/>
+        </w:rPr>
+        <w:t>Например: Х(10), А(5,6).</w:t>
       </w:r>
     </w:p>
     <w:p>
@@ -2768,6 +2519,10 @@
     <w:p/>
     <w:p>
       <w:r>
+        <w:rPr>
+          <w:noProof/>
+          <w:lang w:eastAsia="ru-RU"/>
+        </w:rPr>
         <w:drawing>
           <wp:inline distT="0" distB="0" distL="0" distR="0" wp14:anchorId="290D4A3B" wp14:editId="7DE571B4">
             <wp:extent cx="5105400" cy="4295775"/>
@@ -2927,61 +2682,7 @@
           <w:sz w:val="28"/>
           <w:szCs w:val="28"/>
         </w:rPr>
-        <w:t xml:space="preserve">Деление нацело (целочисленное деление). Целочисленное деление обозначается наклонной чертой </w:t>
-      </w:r>
-      <w:proofErr w:type="gramStart"/>
-      <w:r>
-        <w:rPr>
-          <w:rFonts w:ascii="Times New Roman" w:hAnsi="Times New Roman" w:cs="Times New Roman"/>
-          <w:sz w:val="28"/>
-          <w:szCs w:val="28"/>
-        </w:rPr>
-        <w:t>\ .</w:t>
-      </w:r>
-      <w:proofErr w:type="gramEnd"/>
-      <w:r>
-        <w:rPr>
-          <w:rFonts w:ascii="Times New Roman" w:hAnsi="Times New Roman" w:cs="Times New Roman"/>
-          <w:sz w:val="28"/>
-          <w:szCs w:val="28"/>
-        </w:rPr>
-        <w:t xml:space="preserve"> Перед делением компоненты действий округляются до целых чисел, а в частном отбрасывается остаток. </w:t>
-      </w:r>
-      <w:proofErr w:type="gramStart"/>
-      <w:r>
-        <w:rPr>
-          <w:rFonts w:ascii="Times New Roman" w:hAnsi="Times New Roman" w:cs="Times New Roman"/>
-          <w:sz w:val="28"/>
-          <w:szCs w:val="28"/>
-        </w:rPr>
-        <w:t>Например</w:t>
-      </w:r>
-      <w:proofErr w:type="gramEnd"/>
-      <w:r>
-        <w:rPr>
-          <w:rFonts w:ascii="Times New Roman" w:hAnsi="Times New Roman" w:cs="Times New Roman"/>
-          <w:sz w:val="28"/>
-          <w:szCs w:val="28"/>
-        </w:rPr>
-        <w:t xml:space="preserve">: 14 \ 2 = 2, 25.68 \ 7 = 3. Операция по модулю MOD. Результат вычисления по модулю – целое число, являющееся остатком от деления нацело. </w:t>
-      </w:r>
-      <w:proofErr w:type="gramStart"/>
-      <w:r>
-        <w:rPr>
-          <w:rFonts w:ascii="Times New Roman" w:hAnsi="Times New Roman" w:cs="Times New Roman"/>
-          <w:sz w:val="28"/>
-          <w:szCs w:val="28"/>
-        </w:rPr>
-        <w:t>Например</w:t>
-      </w:r>
-      <w:proofErr w:type="gramEnd"/>
-      <w:r>
-        <w:rPr>
-          <w:rFonts w:ascii="Times New Roman" w:hAnsi="Times New Roman" w:cs="Times New Roman"/>
-          <w:sz w:val="28"/>
-          <w:szCs w:val="28"/>
-        </w:rPr>
-        <w:t>: 11 MOD 4 = 3 (11\ 4 = 2 остаток 3) 25.68 MOD 6.87 = 5 (26 \ 7 = 3 остаток 5)</w:t>
+        <w:t>Деление нацело (целочисленное деление). Целочисленное деление обозначается наклонной чертой \ . Перед делением компоненты действий округляются до целых чисел, а в частном отбрасывается остаток. Например: 14 \ 2 = 2, 25.68 \ 7 = 3. Операция по модулю MOD. Результат вычисления по модулю – целое число, являющееся остатком от деления нацело. Например: 11 MOD 4 = 3 (11\ 4 = 2 остаток 3) 25.68 MOD 6.87 = 5 (26 \ 7 = 3 остаток 5)</w:t>
       </w:r>
     </w:p>
     <w:p>
@@ -3026,40 +2727,26 @@
           <w:sz w:val="28"/>
           <w:szCs w:val="28"/>
         </w:rPr>
-        <w:t xml:space="preserve"> 1. Все символы выражения записываются в одну сторону. Запрещены многоэтажные выражения и верхние и нижние индексы. 2. Два знака арифметических операций не должны располагаться рядом. Знак умножения опускать нельзя. 3. Операции в арифметическом выражении выполняются в порядке старшинства, т. е.: 1) операции внутри скобок; 2) вычисление встроенных функций; 3) возведение в степень; 4) умножение и деление; 5) целочисленное деление; 6) деление по модулю;</w:t>
-      </w:r>
-      <w:r>
-        <w:rPr>
-          <w:rFonts w:ascii="Times New Roman" w:hAnsi="Times New Roman" w:cs="Times New Roman"/>
-          <w:sz w:val="28"/>
-          <w:szCs w:val="28"/>
-        </w:rPr>
-        <w:t xml:space="preserve"> </w:t>
-      </w:r>
-      <w:r>
-        <w:rPr>
-          <w:rFonts w:ascii="Times New Roman" w:hAnsi="Times New Roman" w:cs="Times New Roman"/>
-          <w:sz w:val="28"/>
-          <w:szCs w:val="28"/>
-        </w:rPr>
-        <w:t>7) сложение и вычитание.</w:t>
-      </w:r>
-    </w:p>
-    <w:p>
-      <w:pPr>
-        <w:rPr>
-          <w:rFonts w:ascii="Times New Roman" w:hAnsi="Times New Roman" w:cs="Times New Roman"/>
-          <w:b/>
-          <w:sz w:val="28"/>
-          <w:szCs w:val="28"/>
-        </w:rPr>
-      </w:pPr>
-      <w:r>
-        <w:rPr>
-          <w:rFonts w:ascii="Times New Roman" w:hAnsi="Times New Roman" w:cs="Times New Roman"/>
-          <w:b/>
-          <w:sz w:val="28"/>
-          <w:szCs w:val="28"/>
+        <w:t xml:space="preserve"> 1. Все символы выражения записываются в одну сторону. Запрещены многоэтажные выражения и верхние и нижние индексы. 2. Два знака арифметических операций не должны располагаться рядом. Знак умножения опускать нельзя. 3. Операции в арифметическом выражении выполняются в порядке старшинства, т. е.: 1) операции внутри скобок; 2) вычисление встроенных функций; 3) возведение в степень; 4) умножение и деление; 5) целочисленное деление; 6) деление по модулю; 7) сложение и вычитание.</w:t>
+      </w:r>
+    </w:p>
+    <w:p>
+      <w:pPr>
+        <w:rPr>
+          <w:rFonts w:ascii="Times New Roman" w:hAnsi="Times New Roman" w:cs="Times New Roman"/>
+          <w:b/>
+          <w:sz w:val="28"/>
+          <w:szCs w:val="28"/>
+        </w:rPr>
+      </w:pPr>
+      <w:r>
+        <w:rPr>
+          <w:rFonts w:ascii="Times New Roman" w:hAnsi="Times New Roman" w:cs="Times New Roman"/>
+          <w:b/>
+          <w:noProof/>
+          <w:sz w:val="28"/>
+          <w:szCs w:val="28"/>
+          <w:lang w:eastAsia="ru-RU"/>
         </w:rPr>
         <w:drawing>
           <wp:inline distT="0" distB="0" distL="0" distR="0" wp14:anchorId="00132A6E" wp14:editId="47B1A97A">
@@ -3158,8 +2845,10 @@
       <w:r>
         <w:rPr>
           <w:rFonts w:ascii="Times New Roman" w:hAnsi="Times New Roman" w:cs="Times New Roman"/>
-          <w:sz w:val="28"/>
-          <w:szCs w:val="28"/>
+          <w:noProof/>
+          <w:sz w:val="28"/>
+          <w:szCs w:val="28"/>
+          <w:lang w:eastAsia="ru-RU"/>
         </w:rPr>
         <w:drawing>
           <wp:inline distT="0" distB="0" distL="0" distR="0" wp14:anchorId="71C3E06E" wp14:editId="730DF043">
@@ -3226,8 +2915,10 @@
       <w:r>
         <w:rPr>
           <w:rFonts w:ascii="Times New Roman" w:hAnsi="Times New Roman" w:cs="Times New Roman"/>
-          <w:sz w:val="28"/>
-          <w:szCs w:val="28"/>
+          <w:noProof/>
+          <w:sz w:val="28"/>
+          <w:szCs w:val="28"/>
+          <w:lang w:eastAsia="ru-RU"/>
         </w:rPr>
         <w:drawing>
           <wp:inline distT="0" distB="0" distL="0" distR="0" wp14:anchorId="45A20E83" wp14:editId="0B1DD65E">
@@ -3289,25 +2980,7 @@
           <w:sz w:val="28"/>
           <w:szCs w:val="28"/>
         </w:rPr>
-        <w:t xml:space="preserve">– это текст, заключенный в кавычки. Двойные кавычки называют ограничителями. Они служат для определения начала и конца текстового выражения. Строковое выражение состоит из строковых констант, строковых переменных и строковых функций. Результатом вычисления строкового выражения является строка символов. </w:t>
-      </w:r>
-      <w:proofErr w:type="gramStart"/>
-      <w:r>
-        <w:rPr>
-          <w:rFonts w:ascii="Times New Roman" w:hAnsi="Times New Roman" w:cs="Times New Roman"/>
-          <w:sz w:val="28"/>
-          <w:szCs w:val="28"/>
-        </w:rPr>
-        <w:t>Например</w:t>
-      </w:r>
-      <w:proofErr w:type="gramEnd"/>
-      <w:r>
-        <w:rPr>
-          <w:rFonts w:ascii="Times New Roman" w:hAnsi="Times New Roman" w:cs="Times New Roman"/>
-          <w:sz w:val="28"/>
-          <w:szCs w:val="28"/>
-        </w:rPr>
-        <w:t>: “ДОБРОЕ УТРО”, “3 АВГУСТА 2006”, “КЛАССИЧЕСКАЯ МУЗЫКА”</w:t>
+        <w:t>– это текст, заключенный в кавычки. Двойные кавычки называют ограничителями. Они служат для определения начала и конца текстового выражения. Строковое выражение состоит из строковых констант, строковых переменных и строковых функций. Результатом вычисления строкового выражения является строка символов. Например: “ДОБРОЕ УТРО”, “3 АВГУСТА 2006”, “КЛАССИЧЕСКАЯ МУЗЫКА”</w:t>
       </w:r>
     </w:p>
     <w:p>
@@ -3355,52 +3028,24 @@
           <w:sz w:val="28"/>
           <w:szCs w:val="28"/>
         </w:rPr>
-        <w:t xml:space="preserve">1. Буквы какого алфавита используются в языке </w:t>
-      </w:r>
-      <w:proofErr w:type="spellStart"/>
-      <w:r>
-        <w:rPr>
-          <w:rFonts w:ascii="Times New Roman" w:hAnsi="Times New Roman" w:cs="Times New Roman"/>
-          <w:b/>
-          <w:sz w:val="28"/>
-          <w:szCs w:val="28"/>
-        </w:rPr>
-        <w:t>Qbasic</w:t>
-      </w:r>
-      <w:proofErr w:type="spellEnd"/>
-      <w:r>
-        <w:rPr>
-          <w:rFonts w:ascii="Times New Roman" w:hAnsi="Times New Roman" w:cs="Times New Roman"/>
-          <w:b/>
-          <w:sz w:val="28"/>
-          <w:szCs w:val="28"/>
-        </w:rPr>
-        <w:t>?</w:t>
-      </w:r>
-    </w:p>
-    <w:p>
-      <w:pPr>
-        <w:rPr>
-          <w:rFonts w:ascii="Times New Roman" w:hAnsi="Times New Roman" w:cs="Times New Roman"/>
-          <w:sz w:val="28"/>
-          <w:szCs w:val="28"/>
-        </w:rPr>
-      </w:pPr>
-      <w:r>
-        <w:rPr>
-          <w:rFonts w:ascii="Times New Roman" w:hAnsi="Times New Roman" w:cs="Times New Roman"/>
-          <w:sz w:val="28"/>
-          <w:szCs w:val="28"/>
-        </w:rPr>
-        <w:t xml:space="preserve"> Б</w:t>
-      </w:r>
-      <w:r>
-        <w:rPr>
-          <w:rFonts w:ascii="Times New Roman" w:hAnsi="Times New Roman" w:cs="Times New Roman"/>
-          <w:sz w:val="28"/>
-          <w:szCs w:val="28"/>
-        </w:rPr>
-        <w:t xml:space="preserve">уквы латинского алфавита от A до Z (строчные и прописные) </w:t>
+        <w:t>1. Буквы какого алфавита используются в языке Qbasic?</w:t>
+      </w:r>
+    </w:p>
+    <w:p>
+      <w:pPr>
+        <w:rPr>
+          <w:rFonts w:ascii="Times New Roman" w:hAnsi="Times New Roman" w:cs="Times New Roman"/>
+          <w:sz w:val="28"/>
+          <w:szCs w:val="28"/>
+        </w:rPr>
+      </w:pPr>
+      <w:r>
+        <w:rPr>
+          <w:rFonts w:ascii="Times New Roman" w:hAnsi="Times New Roman" w:cs="Times New Roman"/>
+          <w:sz w:val="28"/>
+          <w:szCs w:val="28"/>
+        </w:rPr>
+        <w:t xml:space="preserve"> Буквы латинского алфавита от A до Z (строчные и прописные) </w:t>
       </w:r>
     </w:p>
     <w:p>
@@ -3481,33 +3126,7 @@
           <w:sz w:val="28"/>
           <w:szCs w:val="28"/>
         </w:rPr>
-        <w:t xml:space="preserve"> – это данные, не изменяющиеся в процессе решения задачи. В </w:t>
-      </w:r>
-      <w:proofErr w:type="spellStart"/>
-      <w:r>
-        <w:rPr>
-          <w:rFonts w:ascii="Times New Roman" w:hAnsi="Times New Roman" w:cs="Times New Roman"/>
-          <w:sz w:val="28"/>
-          <w:szCs w:val="28"/>
-        </w:rPr>
-        <w:t>Qbasic</w:t>
-      </w:r>
-      <w:proofErr w:type="spellEnd"/>
-      <w:r>
-        <w:rPr>
-          <w:rFonts w:ascii="Times New Roman" w:hAnsi="Times New Roman" w:cs="Times New Roman"/>
-          <w:sz w:val="28"/>
-          <w:szCs w:val="28"/>
-        </w:rPr>
-        <w:t xml:space="preserve"> используются числовые и текстовые константы.</w:t>
-      </w:r>
-      <w:r>
-        <w:rPr>
-          <w:rFonts w:ascii="Times New Roman" w:hAnsi="Times New Roman" w:cs="Times New Roman"/>
-          <w:sz w:val="28"/>
-          <w:szCs w:val="28"/>
-        </w:rPr>
-        <w:t xml:space="preserve"> </w:t>
+        <w:t xml:space="preserve"> – это данные, не изменяющиеся в процессе решения задачи. В Qbasic используются числовые и текстовые константы. </w:t>
       </w:r>
     </w:p>
     <w:p>
@@ -3571,61 +3190,7 @@
           <w:sz w:val="28"/>
           <w:szCs w:val="28"/>
         </w:rPr>
-        <w:t>Имя переменной представляется последовательностью не более чем 40 латинских букв и цифр, начинающейся обязательно с буквы и заканчивающейся суффиксом, определяющим тип переменной. Символы типов: % – целый</w:t>
-      </w:r>
-      <w:proofErr w:type="gramStart"/>
-      <w:r>
-        <w:rPr>
-          <w:rFonts w:ascii="Times New Roman" w:hAnsi="Times New Roman" w:cs="Times New Roman"/>
-          <w:sz w:val="28"/>
-          <w:szCs w:val="28"/>
-        </w:rPr>
-        <w:t>; !</w:t>
-      </w:r>
-      <w:proofErr w:type="gramEnd"/>
-      <w:r>
-        <w:rPr>
-          <w:rFonts w:ascii="Times New Roman" w:hAnsi="Times New Roman" w:cs="Times New Roman"/>
-          <w:sz w:val="28"/>
-          <w:szCs w:val="28"/>
-        </w:rPr>
-        <w:t xml:space="preserve"> – вещественный; $ – строковый. Если символ типа отсутствует, то переменная по умолчанию считается вещественной. Например: переменные SUM, a, B12, </w:t>
-      </w:r>
-      <w:proofErr w:type="spellStart"/>
-      <w:r>
-        <w:rPr>
-          <w:rFonts w:ascii="Times New Roman" w:hAnsi="Times New Roman" w:cs="Times New Roman"/>
-          <w:sz w:val="28"/>
-          <w:szCs w:val="28"/>
-        </w:rPr>
-        <w:t>Max</w:t>
-      </w:r>
-      <w:proofErr w:type="spellEnd"/>
-      <w:r>
-        <w:rPr>
-          <w:rFonts w:ascii="Times New Roman" w:hAnsi="Times New Roman" w:cs="Times New Roman"/>
-          <w:sz w:val="28"/>
-          <w:szCs w:val="28"/>
-        </w:rPr>
-        <w:t xml:space="preserve">, </w:t>
-      </w:r>
-      <w:proofErr w:type="gramStart"/>
-      <w:r>
-        <w:rPr>
-          <w:rFonts w:ascii="Times New Roman" w:hAnsi="Times New Roman" w:cs="Times New Roman"/>
-          <w:sz w:val="28"/>
-          <w:szCs w:val="28"/>
-        </w:rPr>
-        <w:t>S!,</w:t>
-      </w:r>
-      <w:proofErr w:type="gramEnd"/>
-      <w:r>
-        <w:rPr>
-          <w:rFonts w:ascii="Times New Roman" w:hAnsi="Times New Roman" w:cs="Times New Roman"/>
-          <w:sz w:val="28"/>
-          <w:szCs w:val="28"/>
-        </w:rPr>
-        <w:t xml:space="preserve"> P!, B! – вещественного типа; Z%, D%, A% – целого типа; F$, S$, G$ – строкового типа</w:t>
+        <w:t>Имя переменной представляется последовательностью не более чем 40 латинских букв и цифр, начинающейся обязательно с буквы и заканчивающейся суффиксом, определяющим тип переменной. Символы типов: % – целый; ! – вещественный; $ – строковый. Если символ типа отсутствует, то переменная по умолчанию считается вещественной. Например: переменные SUM, a, B12, Max, S!, P!, B! – вещественного типа; Z%, D%, A% – целого типа; F$, S$, G$ – строкового типа</w:t>
       </w:r>
     </w:p>
     <w:p>
@@ -3714,25 +3279,7 @@
           <w:sz w:val="28"/>
           <w:szCs w:val="28"/>
         </w:rPr>
-        <w:t xml:space="preserve">Вещественный тип — </w:t>
-      </w:r>
-      <w:proofErr w:type="gramStart"/>
-      <w:r>
-        <w:rPr>
-          <w:rFonts w:ascii="Times New Roman" w:hAnsi="Times New Roman" w:cs="Times New Roman"/>
-          <w:sz w:val="28"/>
-          <w:szCs w:val="28"/>
-        </w:rPr>
-        <w:t>суффикс !</w:t>
-      </w:r>
-      <w:proofErr w:type="gramEnd"/>
-      <w:r>
-        <w:rPr>
-          <w:rFonts w:ascii="Times New Roman" w:hAnsi="Times New Roman" w:cs="Times New Roman"/>
-          <w:sz w:val="28"/>
-          <w:szCs w:val="28"/>
-        </w:rPr>
-        <w:t> (например, P!). Если суффикс отсутствует, переменная по умолчанию считается вещественной.</w:t>
+        <w:t>Вещественный тип — суффикс ! (например, P!). Если суффикс отсутствует, переменная по умолчанию считается вещественной.</w:t>
       </w:r>
     </w:p>
     <w:p>
@@ -3967,16 +3514,7 @@
           <w:szCs w:val="28"/>
         </w:rPr>
         <w:lastRenderedPageBreak/>
-        <w:t xml:space="preserve">9.  </w:t>
-      </w:r>
-      <w:r>
-        <w:rPr>
-          <w:rFonts w:ascii="Times New Roman" w:hAnsi="Times New Roman" w:cs="Times New Roman"/>
-          <w:b/>
-          <w:sz w:val="28"/>
-          <w:szCs w:val="28"/>
-        </w:rPr>
-        <w:t>Запишите числа на Бейсике в форме с плавающей точкой:</w:t>
+        <w:t>9.  Запишите числа на Бейсике в форме с плавающей точкой:</w:t>
       </w:r>
     </w:p>
     <w:p>
@@ -4073,7 +3611,6 @@
           <w:szCs w:val="28"/>
         </w:rPr>
       </w:pPr>
-      <w:proofErr w:type="gramStart"/>
       <w:r>
         <w:rPr>
           <w:rFonts w:ascii="Times New Roman" w:hAnsi="Times New Roman" w:cs="Times New Roman"/>
@@ -4083,29 +3620,15 @@
         <w:t xml:space="preserve">10. </w:t>
       </w:r>
       <w:r>
-        <w:t>.</w:t>
-      </w:r>
-      <w:proofErr w:type="gramEnd"/>
-      <w:r>
-        <w:t xml:space="preserve"> </w:t>
-      </w:r>
-      <w:proofErr w:type="gramStart"/>
-      <w:r>
-        <w:rPr>
-          <w:rFonts w:ascii="Times New Roman" w:hAnsi="Times New Roman" w:cs="Times New Roman"/>
-          <w:sz w:val="28"/>
-          <w:szCs w:val="28"/>
-        </w:rPr>
-        <w:t>Что называется</w:t>
-      </w:r>
-      <w:proofErr w:type="gramEnd"/>
-      <w:r>
-        <w:rPr>
-          <w:rFonts w:ascii="Times New Roman" w:hAnsi="Times New Roman" w:cs="Times New Roman"/>
-          <w:sz w:val="28"/>
-          <w:szCs w:val="28"/>
-        </w:rPr>
-        <w:t xml:space="preserve"> арифметическим выражением? Какой порядок выполнения операций в арифметическом выражении?</w:t>
+        <w:t xml:space="preserve">. </w:t>
+      </w:r>
+      <w:r>
+        <w:rPr>
+          <w:rFonts w:ascii="Times New Roman" w:hAnsi="Times New Roman" w:cs="Times New Roman"/>
+          <w:sz w:val="28"/>
+          <w:szCs w:val="28"/>
+        </w:rPr>
+        <w:t>Что называется арифметическим выражением? Какой порядок выполнения операций в арифметическом выражении?</w:t>
       </w:r>
     </w:p>
     <w:p>
@@ -4272,48 +3795,34 @@
           <w:rFonts w:ascii="Times New Roman" w:hAnsi="Times New Roman" w:cs="Times New Roman"/>
           <w:sz w:val="28"/>
           <w:szCs w:val="28"/>
-        </w:rPr>
-      </w:pPr>
-      <w:r>
-        <w:rPr>
-          <w:rFonts w:ascii="Times New Roman" w:hAnsi="Times New Roman" w:cs="Times New Roman"/>
-          <w:sz w:val="28"/>
-          <w:szCs w:val="28"/>
-        </w:rPr>
-        <w:t xml:space="preserve">D = </w:t>
-      </w:r>
-      <w:proofErr w:type="gramStart"/>
-      <w:r>
-        <w:rPr>
-          <w:rFonts w:ascii="Times New Roman" w:hAnsi="Times New Roman" w:cs="Times New Roman"/>
-          <w:sz w:val="28"/>
-          <w:szCs w:val="28"/>
-        </w:rPr>
-        <w:t>SQR(</w:t>
-      </w:r>
-      <w:proofErr w:type="gramEnd"/>
-      <w:r>
-        <w:rPr>
-          <w:rFonts w:ascii="Times New Roman" w:hAnsi="Times New Roman" w:cs="Times New Roman"/>
-          <w:sz w:val="28"/>
-          <w:szCs w:val="28"/>
-        </w:rPr>
-        <w:t>X1^2 + X2^2)</w:t>
-      </w:r>
-    </w:p>
-    <w:p>
-      <w:pPr>
-        <w:rPr>
-          <w:rFonts w:ascii="Times New Roman" w:hAnsi="Times New Roman" w:cs="Times New Roman"/>
-          <w:sz w:val="28"/>
-          <w:szCs w:val="28"/>
-        </w:rPr>
-      </w:pPr>
-      <w:r>
-        <w:rPr>
-          <w:rFonts w:ascii="Times New Roman" w:hAnsi="Times New Roman" w:cs="Times New Roman"/>
-          <w:sz w:val="28"/>
-          <w:szCs w:val="28"/>
+          <w:lang w:val="en-US"/>
+        </w:rPr>
+      </w:pPr>
+      <w:r>
+        <w:rPr>
+          <w:rFonts w:ascii="Times New Roman" w:hAnsi="Times New Roman" w:cs="Times New Roman"/>
+          <w:sz w:val="28"/>
+          <w:szCs w:val="28"/>
+          <w:lang w:val="en-US"/>
+        </w:rPr>
+        <w:t>D = SQR(X1^2 + X2^2)</w:t>
+      </w:r>
+    </w:p>
+    <w:p>
+      <w:pPr>
+        <w:rPr>
+          <w:rFonts w:ascii="Times New Roman" w:hAnsi="Times New Roman" w:cs="Times New Roman"/>
+          <w:sz w:val="28"/>
+          <w:szCs w:val="28"/>
+          <w:lang w:val="en-US"/>
+        </w:rPr>
+      </w:pPr>
+      <w:r>
+        <w:rPr>
+          <w:rFonts w:ascii="Times New Roman" w:hAnsi="Times New Roman" w:cs="Times New Roman"/>
+          <w:sz w:val="28"/>
+          <w:szCs w:val="28"/>
+          <w:lang w:val="en-US"/>
         </w:rPr>
         <w:t>Q = I*R*J + 2*3.1415*R</w:t>
       </w:r>
@@ -4370,42 +3879,24 @@
           <w:sz w:val="28"/>
           <w:szCs w:val="28"/>
         </w:rPr>
-        <w:t xml:space="preserve">12.Записать арифметические выражения на </w:t>
-      </w:r>
-      <w:proofErr w:type="spellStart"/>
-      <w:r>
-        <w:rPr>
-          <w:rFonts w:ascii="Times New Roman" w:hAnsi="Times New Roman" w:cs="Times New Roman"/>
-          <w:b/>
-          <w:sz w:val="28"/>
-          <w:szCs w:val="28"/>
-        </w:rPr>
-        <w:t>Qbasic</w:t>
-      </w:r>
-      <w:proofErr w:type="spellEnd"/>
-      <w:r>
-        <w:rPr>
-          <w:rFonts w:ascii="Times New Roman" w:hAnsi="Times New Roman" w:cs="Times New Roman"/>
-          <w:b/>
-          <w:sz w:val="28"/>
-          <w:szCs w:val="28"/>
-        </w:rPr>
-        <w:t>:</w:t>
-      </w:r>
-    </w:p>
-    <w:p>
-      <w:pPr>
-        <w:rPr>
-          <w:rFonts w:ascii="Times New Roman" w:hAnsi="Times New Roman" w:cs="Times New Roman"/>
-          <w:sz w:val="28"/>
-          <w:szCs w:val="28"/>
-        </w:rPr>
-      </w:pPr>
-      <w:r>
-        <w:rPr>
-          <w:rFonts w:ascii="Times New Roman" w:hAnsi="Times New Roman" w:cs="Times New Roman"/>
-          <w:sz w:val="28"/>
-          <w:szCs w:val="28"/>
+        <w:t>12.Записать арифметические выражения на Qbasic:</w:t>
+      </w:r>
+    </w:p>
+    <w:p>
+      <w:pPr>
+        <w:rPr>
+          <w:rFonts w:ascii="Times New Roman" w:hAnsi="Times New Roman" w:cs="Times New Roman"/>
+          <w:sz w:val="28"/>
+          <w:szCs w:val="28"/>
+          <w:lang w:val="en-US"/>
+        </w:rPr>
+      </w:pPr>
+      <w:r>
+        <w:rPr>
+          <w:rFonts w:ascii="Times New Roman" w:hAnsi="Times New Roman" w:cs="Times New Roman"/>
+          <w:sz w:val="28"/>
+          <w:szCs w:val="28"/>
+          <w:lang w:val="en-US"/>
         </w:rPr>
         <w:t>1/(X+SQR(X)) + COS(X)/(X-SQR(X))</w:t>
       </w:r>
@@ -4416,138 +3907,74 @@
           <w:rFonts w:ascii="Times New Roman" w:hAnsi="Times New Roman" w:cs="Times New Roman"/>
           <w:sz w:val="28"/>
           <w:szCs w:val="28"/>
-        </w:rPr>
-      </w:pPr>
-      <w:r>
-        <w:rPr>
-          <w:rFonts w:ascii="Times New Roman" w:hAnsi="Times New Roman" w:cs="Times New Roman"/>
-          <w:sz w:val="28"/>
-          <w:szCs w:val="28"/>
-        </w:rPr>
-        <w:t>LOG(X)/</w:t>
-      </w:r>
-      <w:proofErr w:type="gramStart"/>
-      <w:r>
-        <w:rPr>
-          <w:rFonts w:ascii="Times New Roman" w:hAnsi="Times New Roman" w:cs="Times New Roman"/>
-          <w:sz w:val="28"/>
-          <w:szCs w:val="28"/>
-        </w:rPr>
-        <w:t>LOG(</w:t>
-      </w:r>
-      <w:proofErr w:type="gramEnd"/>
-      <w:r>
-        <w:rPr>
-          <w:rFonts w:ascii="Times New Roman" w:hAnsi="Times New Roman" w:cs="Times New Roman"/>
-          <w:sz w:val="28"/>
-          <w:szCs w:val="28"/>
-        </w:rPr>
-        <w:t>10) / ( (2 + SIN(X^2)^2)^(1/3) )</w:t>
-      </w:r>
-    </w:p>
-    <w:p>
-      <w:pPr>
-        <w:rPr>
-          <w:rFonts w:ascii="Times New Roman" w:hAnsi="Times New Roman" w:cs="Times New Roman"/>
-          <w:sz w:val="28"/>
-          <w:szCs w:val="28"/>
-        </w:rPr>
-      </w:pPr>
-      <w:r>
-        <w:rPr>
-          <w:rFonts w:ascii="Times New Roman" w:hAnsi="Times New Roman" w:cs="Times New Roman"/>
-          <w:sz w:val="28"/>
-          <w:szCs w:val="28"/>
-        </w:rPr>
-        <w:t>(EXP(-</w:t>
-      </w:r>
-      <w:proofErr w:type="gramStart"/>
-      <w:r>
-        <w:rPr>
-          <w:rFonts w:ascii="Times New Roman" w:hAnsi="Times New Roman" w:cs="Times New Roman"/>
-          <w:sz w:val="28"/>
-          <w:szCs w:val="28"/>
-        </w:rPr>
-        <w:t>X)+</w:t>
-      </w:r>
-      <w:proofErr w:type="gramEnd"/>
-      <w:r>
-        <w:rPr>
-          <w:rFonts w:ascii="Times New Roman" w:hAnsi="Times New Roman" w:cs="Times New Roman"/>
-          <w:sz w:val="28"/>
-          <w:szCs w:val="28"/>
-        </w:rPr>
-        <w:t>EXP(X)) / (2*A)</w:t>
-      </w:r>
-    </w:p>
-    <w:p>
-      <w:pPr>
-        <w:rPr>
-          <w:rFonts w:ascii="Times New Roman" w:hAnsi="Times New Roman" w:cs="Times New Roman"/>
-          <w:sz w:val="28"/>
-          <w:szCs w:val="28"/>
-        </w:rPr>
-      </w:pPr>
-      <w:r>
-        <w:rPr>
-          <w:rFonts w:ascii="Times New Roman" w:hAnsi="Times New Roman" w:cs="Times New Roman"/>
-          <w:sz w:val="28"/>
-          <w:szCs w:val="28"/>
-        </w:rPr>
-        <w:t>ABS(4*X*TAN(3*X)) / (1 + TAN(X^</w:t>
-      </w:r>
-      <w:proofErr w:type="gramStart"/>
-      <w:r>
-        <w:rPr>
-          <w:rFonts w:ascii="Times New Roman" w:hAnsi="Times New Roman" w:cs="Times New Roman"/>
-          <w:sz w:val="28"/>
-          <w:szCs w:val="28"/>
-        </w:rPr>
-        <w:t>3)^</w:t>
-      </w:r>
-      <w:proofErr w:type="gramEnd"/>
-      <w:r>
-        <w:rPr>
-          <w:rFonts w:ascii="Times New Roman" w:hAnsi="Times New Roman" w:cs="Times New Roman"/>
-          <w:sz w:val="28"/>
-          <w:szCs w:val="28"/>
-        </w:rPr>
-        <w:t>3)</w:t>
-      </w:r>
-    </w:p>
-    <w:p>
-      <w:pPr>
-        <w:rPr>
-          <w:rFonts w:ascii="Times New Roman" w:hAnsi="Times New Roman" w:cs="Times New Roman"/>
-          <w:sz w:val="28"/>
-          <w:szCs w:val="28"/>
-        </w:rPr>
-      </w:pPr>
-      <w:r>
-        <w:rPr>
-          <w:rFonts w:ascii="Times New Roman" w:hAnsi="Times New Roman" w:cs="Times New Roman"/>
-          <w:sz w:val="28"/>
-          <w:szCs w:val="28"/>
-        </w:rPr>
-        <w:t>LOG(SIN(X)) + SQR(X</w:t>
-      </w:r>
-      <w:proofErr w:type="gramStart"/>
-      <w:r>
-        <w:rPr>
-          <w:rFonts w:ascii="Times New Roman" w:hAnsi="Times New Roman" w:cs="Times New Roman"/>
-          <w:sz w:val="28"/>
-          <w:szCs w:val="28"/>
-        </w:rPr>
-        <w:t>^(</w:t>
-      </w:r>
-      <w:proofErr w:type="gramEnd"/>
-      <w:r>
-        <w:rPr>
-          <w:rFonts w:ascii="Times New Roman" w:hAnsi="Times New Roman" w:cs="Times New Roman"/>
-          <w:sz w:val="28"/>
-          <w:szCs w:val="28"/>
-        </w:rPr>
-        <w:t>3/2)) + 2</w:t>
+          <w:lang w:val="en-US"/>
+        </w:rPr>
+      </w:pPr>
+      <w:r>
+        <w:rPr>
+          <w:rFonts w:ascii="Times New Roman" w:hAnsi="Times New Roman" w:cs="Times New Roman"/>
+          <w:sz w:val="28"/>
+          <w:szCs w:val="28"/>
+          <w:lang w:val="en-US"/>
+        </w:rPr>
+        <w:t>LOG(X)/LOG(10) / ( (2 + SIN(X^2)^2)^(1/3) )</w:t>
+      </w:r>
+    </w:p>
+    <w:p>
+      <w:pPr>
+        <w:rPr>
+          <w:rFonts w:ascii="Times New Roman" w:hAnsi="Times New Roman" w:cs="Times New Roman"/>
+          <w:sz w:val="28"/>
+          <w:szCs w:val="28"/>
+          <w:lang w:val="en-US"/>
+        </w:rPr>
+      </w:pPr>
+      <w:r>
+        <w:rPr>
+          <w:rFonts w:ascii="Times New Roman" w:hAnsi="Times New Roman" w:cs="Times New Roman"/>
+          <w:sz w:val="28"/>
+          <w:szCs w:val="28"/>
+          <w:lang w:val="en-US"/>
+        </w:rPr>
+        <w:t>(EXP(-X)+EXP(X)) / (2*A)</w:t>
+      </w:r>
+    </w:p>
+    <w:p>
+      <w:pPr>
+        <w:rPr>
+          <w:rFonts w:ascii="Times New Roman" w:hAnsi="Times New Roman" w:cs="Times New Roman"/>
+          <w:sz w:val="28"/>
+          <w:szCs w:val="28"/>
+          <w:lang w:val="en-US"/>
+        </w:rPr>
+      </w:pPr>
+      <w:r>
+        <w:rPr>
+          <w:rFonts w:ascii="Times New Roman" w:hAnsi="Times New Roman" w:cs="Times New Roman"/>
+          <w:sz w:val="28"/>
+          <w:szCs w:val="28"/>
+          <w:lang w:val="en-US"/>
+        </w:rPr>
+        <w:t>ABS(4*X*TAN(3*X)) / (1 + TAN(X^3)^3)</w:t>
+      </w:r>
+    </w:p>
+    <w:p>
+      <w:pPr>
+        <w:rPr>
+          <w:rFonts w:ascii="Times New Roman" w:hAnsi="Times New Roman" w:cs="Times New Roman"/>
+          <w:sz w:val="28"/>
+          <w:szCs w:val="28"/>
+          <w:lang w:val="en-US"/>
+        </w:rPr>
+      </w:pPr>
+      <w:r>
+        <w:rPr>
+          <w:rFonts w:ascii="Times New Roman" w:hAnsi="Times New Roman" w:cs="Times New Roman"/>
+          <w:sz w:val="28"/>
+          <w:szCs w:val="28"/>
+          <w:lang w:val="en-US"/>
+        </w:rPr>
+        <w:t>LOG(SIN(X)) + SQR(X^(3/2)) + 2</w:t>
       </w:r>
     </w:p>
     <w:p>
@@ -4572,107 +3999,12 @@
       <w:pPr>
         <w:rPr>
           <w:rFonts w:ascii="Times New Roman" w:hAnsi="Times New Roman" w:cs="Times New Roman"/>
-          <w:b/>
-          <w:sz w:val="28"/>
-          <w:szCs w:val="28"/>
-          <w:lang w:val="en-US"/>
-        </w:rPr>
-      </w:pPr>
-      <w:r>
-        <w:rPr>
-          <w:rFonts w:ascii="Times New Roman" w:hAnsi="Times New Roman" w:cs="Times New Roman"/>
-          <w:b/>
-          <w:sz w:val="28"/>
-          <w:szCs w:val="28"/>
-        </w:rPr>
-        <w:t xml:space="preserve">13. Восстановите математическую запись выражений: </w:t>
-      </w:r>
-    </w:p>
-    <w:p>
-      <w:pPr>
-        <w:rPr>
-          <w:rFonts w:ascii="Times New Roman" w:hAnsi="Times New Roman" w:cs="Times New Roman"/>
-          <w:sz w:val="28"/>
-          <w:szCs w:val="28"/>
-          <w:lang w:val="en-US"/>
-        </w:rPr>
-      </w:pPr>
-      <w:r>
-        <w:rPr>
-          <w:rFonts w:ascii="Times New Roman" w:hAnsi="Times New Roman" w:cs="Times New Roman"/>
-          <w:sz w:val="28"/>
-          <w:szCs w:val="28"/>
-          <w:lang w:val="en-US"/>
-        </w:rPr>
-        <w:t>Z=3x</w:t>
-      </w:r>
-      <w:r>
-        <w:rPr>
-          <w:rFonts w:ascii="Times New Roman" w:hAnsi="Times New Roman" w:cs="Times New Roman"/>
-          <w:sz w:val="28"/>
-          <w:szCs w:val="28"/>
-          <w:lang w:val="en-US"/>
-        </w:rPr>
-        <w:t>^</w:t>
-      </w:r>
-      <w:r>
-        <w:rPr>
-          <w:rFonts w:ascii="Times New Roman" w:hAnsi="Times New Roman" w:cs="Times New Roman"/>
-          <w:sz w:val="28"/>
-          <w:szCs w:val="28"/>
-          <w:lang w:val="en-US"/>
-        </w:rPr>
-        <w:t>5−x4+6x</w:t>
-      </w:r>
-      <w:r>
-        <w:rPr>
-          <w:rFonts w:ascii="Times New Roman" w:hAnsi="Times New Roman" w:cs="Times New Roman"/>
-          <w:sz w:val="28"/>
-          <w:szCs w:val="28"/>
-          <w:lang w:val="en-US"/>
-        </w:rPr>
-        <w:t>^</w:t>
-      </w:r>
-      <w:r>
-        <w:rPr>
-          <w:rFonts w:ascii="Times New Roman" w:hAnsi="Times New Roman" w:cs="Times New Roman"/>
-          <w:sz w:val="28"/>
-          <w:szCs w:val="28"/>
-          <w:lang w:val="en-US"/>
-        </w:rPr>
-        <w:t>3−2x</w:t>
-      </w:r>
-      <w:r>
-        <w:rPr>
-          <w:rFonts w:ascii="Times New Roman" w:hAnsi="Times New Roman" w:cs="Times New Roman"/>
-          <w:sz w:val="28"/>
-          <w:szCs w:val="28"/>
-          <w:lang w:val="en-US"/>
-        </w:rPr>
-        <w:t>^</w:t>
-      </w:r>
-      <w:r>
-        <w:rPr>
-          <w:rFonts w:ascii="Times New Roman" w:hAnsi="Times New Roman" w:cs="Times New Roman"/>
-          <w:sz w:val="28"/>
-          <w:szCs w:val="28"/>
-          <w:lang w:val="en-US"/>
-        </w:rPr>
-        <w:t>2</w:t>
-      </w:r>
-    </w:p>
-    <w:p>
-      <w:pPr>
-        <w:rPr>
-          <w:rFonts w:ascii="Times New Roman" w:hAnsi="Times New Roman" w:cs="Times New Roman"/>
           <w:sz w:val="28"/>
           <w:szCs w:val="28"/>
           <w:vertAlign w:val="superscript"/>
           <w:lang w:val="en-US"/>
         </w:rPr>
       </w:pPr>
-      <w:bookmarkStart w:id="0" w:name="_GoBack"/>
-      <w:bookmarkEnd w:id="0"/>
     </w:p>
     <w:p>
       <w:pPr>
@@ -5981,7 +5313,7 @@
 </file>
 
 <file path=customXml/itemProps1.xml><?xml version="1.0" encoding="utf-8"?>
-<ds:datastoreItem xmlns:ds="http://schemas.openxmlformats.org/officeDocument/2006/customXml" ds:itemID="{375FB5A7-BE2B-4EF0-BF33-D2E086345E6D}">
+<ds:datastoreItem xmlns:ds="http://schemas.openxmlformats.org/officeDocument/2006/customXml" ds:itemID="{249390AE-EA60-4A6E-9EE7-58E830C56505}">
   <ds:schemaRefs>
     <ds:schemaRef ds:uri="http://schemas.openxmlformats.org/officeDocument/2006/bibliography"/>
   </ds:schemaRefs>

--- a/Глава 2.13.05.учумова.docx
+++ b/Глава 2.13.05.учумова.docx
@@ -873,8 +873,6 @@
       <w:r>
         <w:br w:type="page"/>
       </w:r>
-      <w:bookmarkStart w:id="0" w:name="_GoBack"/>
-      <w:bookmarkEnd w:id="0"/>
     </w:p>
     <w:p>
       <w:r>
@@ -3607,24 +3605,30 @@
       <w:pPr>
         <w:rPr>
           <w:rFonts w:ascii="Times New Roman" w:hAnsi="Times New Roman" w:cs="Times New Roman"/>
-          <w:sz w:val="28"/>
-          <w:szCs w:val="28"/>
-        </w:rPr>
-      </w:pPr>
-      <w:r>
-        <w:rPr>
-          <w:rFonts w:ascii="Times New Roman" w:hAnsi="Times New Roman" w:cs="Times New Roman"/>
+          <w:b/>
+          <w:sz w:val="28"/>
+          <w:szCs w:val="28"/>
+        </w:rPr>
+      </w:pPr>
+      <w:r>
+        <w:rPr>
+          <w:rFonts w:ascii="Times New Roman" w:hAnsi="Times New Roman" w:cs="Times New Roman"/>
+          <w:b/>
           <w:sz w:val="28"/>
           <w:szCs w:val="28"/>
         </w:rPr>
         <w:t xml:space="preserve">10. </w:t>
       </w:r>
       <w:r>
+        <w:rPr>
+          <w:b/>
+        </w:rPr>
         <w:t xml:space="preserve">. </w:t>
       </w:r>
       <w:r>
         <w:rPr>
           <w:rFonts w:ascii="Times New Roman" w:hAnsi="Times New Roman" w:cs="Times New Roman"/>
+          <w:b/>
           <w:sz w:val="28"/>
           <w:szCs w:val="28"/>
         </w:rPr>
@@ -3861,7 +3865,10 @@
         <w:t>R = 1/R1 + 1/R2</w:t>
       </w:r>
     </w:p>
-    <w:p/>
+    <w:p>
+      <w:bookmarkStart w:id="0" w:name="_GoBack"/>
+      <w:bookmarkEnd w:id="0"/>
+    </w:p>
     <w:p>
       <w:pPr>
         <w:spacing w:after="0" w:line="375" w:lineRule="atLeast"/>
@@ -5313,7 +5320,7 @@
 </file>
 
 <file path=customXml/itemProps1.xml><?xml version="1.0" encoding="utf-8"?>
-<ds:datastoreItem xmlns:ds="http://schemas.openxmlformats.org/officeDocument/2006/customXml" ds:itemID="{249390AE-EA60-4A6E-9EE7-58E830C56505}">
+<ds:datastoreItem xmlns:ds="http://schemas.openxmlformats.org/officeDocument/2006/customXml" ds:itemID="{A72A210C-4AF7-4BDB-9EE0-6B7FA192A5D0}">
   <ds:schemaRefs>
     <ds:schemaRef ds:uri="http://schemas.openxmlformats.org/officeDocument/2006/bibliography"/>
   </ds:schemaRefs>
